--- a/Mechanical_Project_Template/02_Governance_and_Equity/Pathways/6_Person/Contributor_Agreement.docx
+++ b/Mechanical_Project_Template/02_Governance_and_Equity/Pathways/6_Person/Contributor_Agreement.docx
@@ -28,8 +28,8 @@
     </w:p>
     <w:p>
       <w:r>
-        <w:pict>
-          <v:rect id="_x0000_i1103" style="width:0;height:1.5pt" o:hralign="center" o:hrstd="t" o:hr="t" fillcolor="#a0a0a0" stroked="f"/>
+        <w:pict w14:anchorId="03147F47">
+          <v:rect id="_x0000_i1025" style="width:0;height:1.5pt" o:hralign="center" o:hrstd="t" o:hr="t" fillcolor="#a0a0a0" stroked="f"/>
         </w:pict>
       </w:r>
     </w:p>
@@ -101,8 +101,8 @@
     </w:p>
     <w:p>
       <w:r>
-        <w:pict>
-          <v:rect id="_x0000_i1104" style="width:0;height:1.5pt" o:hralign="center" o:hrstd="t" o:hr="t" fillcolor="#a0a0a0" stroked="f"/>
+        <w:pict w14:anchorId="44637938">
+          <v:rect id="_x0000_i1026" style="width:0;height:1.5pt" o:hralign="center" o:hrstd="t" o:hr="t" fillcolor="#a0a0a0" stroked="f"/>
         </w:pict>
       </w:r>
     </w:p>
@@ -194,8 +194,8 @@
     </w:p>
     <w:p>
       <w:r>
-        <w:pict>
-          <v:rect id="_x0000_i1105" style="width:0;height:1.5pt" o:hralign="center" o:hrstd="t" o:hr="t" fillcolor="#a0a0a0" stroked="f"/>
+        <w:pict w14:anchorId="372E3C8D">
+          <v:rect id="_x0000_i1027" style="width:0;height:1.5pt" o:hralign="center" o:hrstd="t" o:hr="t" fillcolor="#a0a0a0" stroked="f"/>
         </w:pict>
       </w:r>
     </w:p>
@@ -232,23 +232,41 @@
       </w:r>
     </w:p>
     <w:p>
-      <w:r>
-        <w:t>This allocation forms part of the 70% Founders Allocation Pool.</w:t>
-      </w:r>
-      <w:r>
-        <w:br/>
-        <w:t>30% of total equity remains reserved for future hires and investors.</w:t>
-      </w:r>
-    </w:p>
-    <w:p>
-      <w:r>
+      <w:pPr>
+        <w:rPr>
+          <w:lang w:val="en-US"/>
+        </w:rPr>
+      </w:pPr>
+      <w:r>
+        <w:rPr>
+          <w:lang w:val="en-US"/>
+        </w:rPr>
+        <w:t>Contributors receive equity from the 10% Contributor Pool when Contributors are part of the pathway. This pool is shared equally among Contributors or allocated according to contribution scoring at the project’s discretion. If there are no Contributors in a pathway, the Contributor Pool is reallocated to the Main Pool and Contributors sign no Agreement.</w:t>
+      </w:r>
+    </w:p>
+    <w:p>
+      <w:pPr>
+        <w:rPr>
+          <w:lang w:val="en-US"/>
+        </w:rPr>
+      </w:pPr>
+      <w:r>
+        <w:rPr>
+          <w:lang w:val="en-US"/>
+        </w:rPr>
+        <w:t xml:space="preserve">Example: If there are 4 Contributors, each receives 10 ÷ 4 = 2.5% of total equity </w:t>
+      </w:r>
+    </w:p>
+    <w:p>
+      <w:r>
+        <w:lastRenderedPageBreak/>
         <w:t>Equity is subject to vesting as defined below.</w:t>
       </w:r>
     </w:p>
     <w:p>
       <w:r>
-        <w:pict>
-          <v:rect id="_x0000_i1106" style="width:0;height:1.5pt" o:hralign="center" o:hrstd="t" o:hr="t" fillcolor="#a0a0a0" stroked="f"/>
+        <w:pict w14:anchorId="03D5CA96">
+          <v:rect id="_x0000_i1028" style="width:0;height:1.5pt" o:hralign="center" o:hrstd="t" o:hr="t" fillcolor="#a0a0a0" stroked="f"/>
         </w:pict>
       </w:r>
     </w:p>
@@ -264,7 +282,6 @@
           <w:b/>
           <w:bCs/>
         </w:rPr>
-        <w:lastRenderedPageBreak/>
         <w:t>4. Vesting Schedule</w:t>
       </w:r>
     </w:p>
@@ -323,8 +340,8 @@
     </w:p>
     <w:p>
       <w:r>
-        <w:pict>
-          <v:rect id="_x0000_i1107" style="width:0;height:1.5pt" o:hralign="center" o:hrstd="t" o:hr="t" fillcolor="#a0a0a0" stroked="f"/>
+        <w:pict w14:anchorId="3BC99C68">
+          <v:rect id="_x0000_i1029" style="width:0;height:1.5pt" o:hralign="center" o:hrstd="t" o:hr="t" fillcolor="#a0a0a0" stroked="f"/>
         </w:pict>
       </w:r>
     </w:p>
@@ -437,8 +454,8 @@
     </w:p>
     <w:p>
       <w:r>
-        <w:pict>
-          <v:rect id="_x0000_i1108" style="width:0;height:1.5pt" o:hralign="center" o:hrstd="t" o:hr="t" fillcolor="#a0a0a0" stroked="f"/>
+        <w:pict w14:anchorId="4082194C">
+          <v:rect id="_x0000_i1030" style="width:0;height:1.5pt" o:hralign="center" o:hrstd="t" o:hr="t" fillcolor="#a0a0a0" stroked="f"/>
         </w:pict>
       </w:r>
     </w:p>
@@ -486,6 +503,7 @@
         </w:numPr>
       </w:pPr>
       <w:r>
+        <w:lastRenderedPageBreak/>
         <w:t>Has no meaningful contribution for 180 consecutive days → 5% of unvested equity returns to Reserve Pool.</w:t>
       </w:r>
     </w:p>
@@ -502,7 +520,6 @@
     </w:p>
     <w:p>
       <w:r>
-        <w:lastRenderedPageBreak/>
         <w:t>Previously vested equity is not revoked.</w:t>
       </w:r>
     </w:p>
@@ -513,8 +530,8 @@
     </w:p>
     <w:p>
       <w:r>
-        <w:pict>
-          <v:rect id="_x0000_i1109" style="width:0;height:1.5pt" o:hralign="center" o:hrstd="t" o:hr="t" fillcolor="#a0a0a0" stroked="f"/>
+        <w:pict w14:anchorId="5A115871">
+          <v:rect id="_x0000_i1031" style="width:0;height:1.5pt" o:hralign="center" o:hrstd="t" o:hr="t" fillcolor="#a0a0a0" stroked="f"/>
         </w:pict>
       </w:r>
     </w:p>
@@ -571,8 +588,8 @@
     </w:p>
     <w:p>
       <w:r>
-        <w:pict>
-          <v:rect id="_x0000_i1110" style="width:0;height:1.5pt" o:hralign="center" o:hrstd="t" o:hr="t" fillcolor="#a0a0a0" stroked="f"/>
+        <w:pict w14:anchorId="667ACD1A">
+          <v:rect id="_x0000_i1032" style="width:0;height:1.5pt" o:hralign="center" o:hrstd="t" o:hr="t" fillcolor="#a0a0a0" stroked="f"/>
         </w:pict>
       </w:r>
     </w:p>
@@ -625,8 +642,8 @@
     </w:p>
     <w:p>
       <w:r>
-        <w:pict>
-          <v:rect id="_x0000_i1111" style="width:0;height:1.5pt" o:hralign="center" o:hrstd="t" o:hr="t" fillcolor="#a0a0a0" stroked="f"/>
+        <w:pict w14:anchorId="101B476C">
+          <v:rect id="_x0000_i1033" style="width:0;height:1.5pt" o:hralign="center" o:hrstd="t" o:hr="t" fillcolor="#a0a0a0" stroked="f"/>
         </w:pict>
       </w:r>
     </w:p>
@@ -690,8 +707,8 @@
     </w:p>
     <w:p>
       <w:r>
-        <w:pict>
-          <v:rect id="_x0000_i1112" style="width:0;height:1.5pt" o:hralign="center" o:hrstd="t" o:hr="t" fillcolor="#a0a0a0" stroked="f"/>
+        <w:pict w14:anchorId="018FC012">
+          <v:rect id="_x0000_i1034" style="width:0;height:1.5pt" o:hralign="center" o:hrstd="t" o:hr="t" fillcolor="#a0a0a0" stroked="f"/>
         </w:pict>
       </w:r>
     </w:p>
@@ -723,6 +740,7 @@
         </w:numPr>
       </w:pPr>
       <w:r>
+        <w:lastRenderedPageBreak/>
         <w:t>Act ethically</w:t>
       </w:r>
     </w:p>
@@ -750,14 +768,13 @@
     </w:p>
     <w:p>
       <w:r>
-        <w:lastRenderedPageBreak/>
         <w:t>Future Moral Conduct Clause may allow governance-triggered review in extreme misconduct cases, subject to due process.</w:t>
       </w:r>
     </w:p>
     <w:p>
       <w:r>
-        <w:pict>
-          <v:rect id="_x0000_i1113" style="width:0;height:1.5pt" o:hralign="center" o:hrstd="t" o:hr="t" fillcolor="#a0a0a0" stroked="f"/>
+        <w:pict w14:anchorId="02C8311C">
+          <v:rect id="_x0000_i1035" style="width:0;height:1.5pt" o:hralign="center" o:hrstd="t" o:hr="t" fillcolor="#a0a0a0" stroked="f"/>
         </w:pict>
       </w:r>
     </w:p>
@@ -832,8 +849,8 @@
     </w:p>
     <w:p>
       <w:r>
-        <w:pict>
-          <v:rect id="_x0000_i1114" style="width:0;height:1.5pt" o:hralign="center" o:hrstd="t" o:hr="t" fillcolor="#a0a0a0" stroked="f"/>
+        <w:pict w14:anchorId="5510A5FC">
+          <v:rect id="_x0000_i1036" style="width:0;height:1.5pt" o:hralign="center" o:hrstd="t" o:hr="t" fillcolor="#a0a0a0" stroked="f"/>
         </w:pict>
       </w:r>
     </w:p>
@@ -891,25 +908,45 @@
       </w:r>
     </w:p>
     <w:p>
-      <w:r>
-        <w:t>Signed:</w:t>
-      </w:r>
-    </w:p>
-    <w:p>
-      <w:r>
-        <w:pict>
-          <v:rect id="_x0000_i1115" style="width:0;height:1.5pt" o:hralign="center" o:hrstd="t" o:hr="t" fillcolor="#a0a0a0" stroked="f"/>
-        </w:pict>
-      </w:r>
-    </w:p>
-    <w:p>
-      <w:r>
-        <w:t>Contributor</w:t>
-      </w:r>
-    </w:p>
-    <w:p>
-      <w:r>
-        <w:t>Date: _________________________</w:t>
+      <w:pPr>
+        <w:rPr>
+          <w:b/>
+          <w:bCs/>
+        </w:rPr>
+      </w:pPr>
+      <w:r>
+        <w:rPr>
+          <w:b/>
+          <w:bCs/>
+        </w:rPr>
+        <w:t>13</w:t>
+      </w:r>
+      <w:r>
+        <w:rPr>
+          <w:b/>
+          <w:bCs/>
+        </w:rPr>
+        <w:t>. Signatures</w:t>
+      </w:r>
+    </w:p>
+    <w:p>
+      <w:r>
+        <w:t>Contributor Signature: ____________________________</w:t>
+      </w:r>
+    </w:p>
+    <w:p>
+      <w:r>
+        <w:t>Date: ______________________</w:t>
+      </w:r>
+    </w:p>
+    <w:p>
+      <w:r>
+        <w:t>Representative (Project Entity) Signature: ____________________________</w:t>
+      </w:r>
+    </w:p>
+    <w:p>
+      <w:r>
+        <w:t>Date: ______________________</w:t>
       </w:r>
     </w:p>
     <w:p/>
